--- a/fixtures/jakes/jakes-resume-a4.docx
+++ b/fixtures/jakes/jakes-resume-a4.docx
@@ -258,7 +258,7 @@
           <w:szCs w:val="21"/>
           <w:rtl w:val="0"/>
         </w:rPr>
-        <w:t xml:space="preserve">Northwind Freight</w:t>
+        <w:t xml:space="preserve">Ironhaw Freight</w:t>
       </w:r>
       <w:r>
         <w:rPr>

--- a/fixtures/jakes/jakes-resume-a4.docx
+++ b/fixtures/jakes/jakes-resume-a4.docx
@@ -31,7 +31,7 @@
           <w:rPr>
             <w:rtl w:val="0"/>
           </w:rPr>
-          <w:t xml:space="preserve">jordan.ellis@email.com</w:t>
+          <w:t xml:space="preserve">jordan.ellis@example.com</w:t>
         </w:r>
       </w:hyperlink>
       <w:r>
